--- a/DOCS_DA_CONVERTIRE/arco3_fornasari_fr.docx
+++ b/DOCS_DA_CONVERTIRE/arco3_fornasari_fr.docx
@@ -2,38 +2,6 @@
 <file path=word/document.xml><?xml version="1.0" encoding="utf-8"?>
 <w:document xmlns:wpc="http://schemas.microsoft.com/office/word/2010/wordprocessingCanvas" xmlns:cx="http://schemas.microsoft.com/office/drawing/2014/chartex" xmlns:cx1="http://schemas.microsoft.com/office/drawing/2015/9/8/chartex" xmlns:cx2="http://schemas.microsoft.com/office/drawing/2015/10/21/chartex" xmlns:cx3="http://schemas.microsoft.com/office/drawing/2016/5/9/chartex" xmlns:cx4="http://schemas.microsoft.com/office/drawing/2016/5/10/chartex" xmlns:cx5="http://schemas.microsoft.com/office/drawing/2016/5/11/chartex" xmlns:cx6="http://schemas.microsoft.com/office/drawing/2016/5/12/chartex" xmlns:cx7="http://schemas.microsoft.com/office/drawing/2016/5/13/chartex" xmlns:cx8="http://schemas.microsoft.com/office/drawing/2016/5/14/chartex" xmlns:mc="http://schemas.openxmlformats.org/markup-compatibility/2006" xmlns:aink="http://schemas.microsoft.com/office/drawing/2016/ink" xmlns:am3d="http://schemas.microsoft.com/office/drawing/2017/model3d" xmlns:o="urn:schemas-microsoft-com:office:office" xmlns:oel="http://schemas.microsoft.com/office/2019/extlst" xmlns:r="http://schemas.openxmlformats.org/officeDocument/2006/relationships" xmlns:m="http://schemas.openxmlformats.org/officeDocument/2006/math" xmlns:v="urn:schemas-microsoft-com:vml" xmlns:wp14="http://schemas.microsoft.com/office/word/2010/wordprocessingDrawing" xmlns:wp="http://schemas.openxmlformats.org/drawingml/2006/wordprocessingDrawing" xmlns:w10="urn:schemas-microsoft-com:office:word" xmlns:w="http://schemas.openxmlformats.org/wordprocessingml/2006/main" xmlns:w14="http://schemas.microsoft.com/office/word/2010/wordml" xmlns:w15="http://schemas.microsoft.com/office/word/2012/wordml" xmlns:w16cex="http://schemas.microsoft.com/office/word/2018/wordml/cex" xmlns:w16cid="http://schemas.microsoft.com/office/word/2016/wordml/cid" xmlns:w16="http://schemas.microsoft.com/office/word/2018/wordml" xmlns:w16du="http://schemas.microsoft.com/office/word/2023/wordml/word16du" xmlns:w16sdtdh="http://schemas.microsoft.com/office/word/2020/wordml/sdtdatahash" xmlns:w16sdtfl="http://schemas.microsoft.com/office/word/2024/wordml/sdtformatlock" xmlns:w16se="http://schemas.microsoft.com/office/word/2015/wordml/symex" xmlns:wpg="http://schemas.microsoft.com/office/word/2010/wordprocessingGroup" xmlns:wpi="http://schemas.microsoft.com/office/word/2010/wordprocessingInk" xmlns:wne="http://schemas.microsoft.com/office/word/2006/wordml" xmlns:wps="http://schemas.microsoft.com/office/word/2010/wordprocessingShape" mc:Ignorable="w14 w15 w16se w16cid w16 w16cex w16sdtdh w16sdtfl w16du wp14">
   <w:body>
-    <w:p>
-      <w:pPr>
-        <w:pStyle w:val="Titolo1"/>
-      </w:pPr>
-      <w:r>
-        <w:t xml:space="preserve">Arche 3 </w:t>
-      </w:r>
-      <w:proofErr w:type="spellStart"/>
-      <w:r>
-        <w:t>Plaque</w:t>
-      </w:r>
-      <w:proofErr w:type="spellEnd"/>
-      <w:r>
-        <w:t xml:space="preserve"> </w:t>
-      </w:r>
-      <w:proofErr w:type="spellStart"/>
-      <w:r>
-        <w:t>Commémorative</w:t>
-      </w:r>
-      <w:proofErr w:type="spellEnd"/>
-      <w:r>
-        <w:t xml:space="preserve"> de l'</w:t>
-      </w:r>
-      <w:proofErr w:type="spellStart"/>
-      <w:r>
-        <w:t>Abbé</w:t>
-      </w:r>
-      <w:proofErr w:type="spellEnd"/>
-      <w:r>
-        <w:t xml:space="preserve"> Ippolito Fornasari</w:t>
-      </w:r>
-    </w:p>
     <w:p>
       <w:pPr>
         <w:pBdr>
@@ -112,12 +80,17 @@
         <w:t xml:space="preserve"> </w:t>
       </w:r>
       <w:proofErr w:type="spellStart"/>
+      <w:proofErr w:type="gramStart"/>
       <w:r>
         <w:t>extraordinaire</w:t>
       </w:r>
       <w:proofErr w:type="spellEnd"/>
       <w:r>
-        <w:t xml:space="preserve"> : </w:t>
+        <w:t xml:space="preserve"> :</w:t>
+      </w:r>
+      <w:proofErr w:type="gramEnd"/>
+      <w:r>
+        <w:t xml:space="preserve"> </w:t>
       </w:r>
       <w:proofErr w:type="spellStart"/>
       <w:r>
@@ -329,6 +302,9 @@
         <w:jc w:val="center"/>
       </w:pPr>
       <w:r>
+        <w:rPr>
+          <w:noProof/>
+        </w:rPr>
         <w:drawing>
           <wp:inline distT="0" distB="0" distL="0" distR="0" wp14:anchorId="55CE9457" wp14:editId="711DA80B">
             <wp:extent cx="3665220" cy="2255520"/>
@@ -385,7 +361,15 @@
         <w:jc w:val="center"/>
       </w:pPr>
       <w:r>
-        <w:t>[SPLIT_BLOCK:arco3_lapide.jpg]</w:t>
+        <w:t>[SPLIT_</w:t>
+      </w:r>
+      <w:proofErr w:type="gramStart"/>
+      <w:r>
+        <w:t>BLOCK:arco3_lapide.jpg</w:t>
+      </w:r>
+      <w:proofErr w:type="gramEnd"/>
+      <w:r>
+        <w:t>]</w:t>
       </w:r>
     </w:p>
     <w:p>
@@ -825,6 +809,7 @@
         <w:t xml:space="preserve"> </w:t>
       </w:r>
       <w:proofErr w:type="spellStart"/>
+      <w:proofErr w:type="gramStart"/>
       <w:r>
         <w:t>lignes</w:t>
       </w:r>
@@ -832,6 +817,7 @@
       <w:r>
         <w:t xml:space="preserve"> :</w:t>
       </w:r>
+      <w:proofErr w:type="gramEnd"/>
     </w:p>
     <w:p>
       <w:pPr>
@@ -852,10 +838,22 @@
           <w:b/>
           <w:bCs/>
         </w:rPr>
-        <w:t>1. CHRISTO PONT. OPTIMO</w:t>
-      </w:r>
-      <w:r>
-        <w:t xml:space="preserve"> : "</w:t>
+        <w:t xml:space="preserve">1. CHRISTO PONT. </w:t>
+      </w:r>
+      <w:proofErr w:type="gramStart"/>
+      <w:r>
+        <w:rPr>
+          <w:b/>
+          <w:bCs/>
+        </w:rPr>
+        <w:t>OPTIMO</w:t>
+      </w:r>
+      <w:r>
+        <w:t xml:space="preserve"> :</w:t>
+      </w:r>
+      <w:proofErr w:type="gramEnd"/>
+      <w:r>
+        <w:t xml:space="preserve"> "</w:t>
       </w:r>
       <w:proofErr w:type="spellStart"/>
       <w:r>
@@ -949,10 +947,22 @@
           <w:b/>
           <w:bCs/>
         </w:rPr>
-        <w:t>2. AUGUSTAE VM MATRI</w:t>
-      </w:r>
-      <w:r>
-        <w:t xml:space="preserve"> : "À </w:t>
+        <w:t xml:space="preserve">2. AUGUSTAE VM </w:t>
+      </w:r>
+      <w:proofErr w:type="gramStart"/>
+      <w:r>
+        <w:rPr>
+          <w:b/>
+          <w:bCs/>
+        </w:rPr>
+        <w:t>MATRI</w:t>
+      </w:r>
+      <w:r>
+        <w:t xml:space="preserve"> :</w:t>
+      </w:r>
+      <w:proofErr w:type="gramEnd"/>
+      <w:r>
+        <w:t xml:space="preserve"> "À </w:t>
       </w:r>
       <w:proofErr w:type="spellStart"/>
       <w:r>
@@ -979,6 +989,7 @@
         <w:t xml:space="preserve">". </w:t>
       </w:r>
       <w:proofErr w:type="spellStart"/>
+      <w:proofErr w:type="gramStart"/>
       <w:r>
         <w:rPr>
           <w:i/>
@@ -988,7 +999,11 @@
       </w:r>
       <w:proofErr w:type="spellEnd"/>
       <w:r>
-        <w:t xml:space="preserve"> : Titre d'</w:t>
+        <w:t xml:space="preserve"> :</w:t>
+      </w:r>
+      <w:proofErr w:type="gramEnd"/>
+      <w:r>
+        <w:t xml:space="preserve"> Titre d'</w:t>
       </w:r>
       <w:proofErr w:type="spellStart"/>
       <w:r>
@@ -1006,6 +1021,7 @@
       <w:r>
         <w:t xml:space="preserve">. </w:t>
       </w:r>
+      <w:proofErr w:type="gramStart"/>
       <w:r>
         <w:rPr>
           <w:i/>
@@ -1014,7 +1030,11 @@
         <w:t>VM</w:t>
       </w:r>
       <w:r>
-        <w:t xml:space="preserve"> : </w:t>
+        <w:t xml:space="preserve"> :</w:t>
+      </w:r>
+      <w:proofErr w:type="gramEnd"/>
+      <w:r>
+        <w:t xml:space="preserve"> </w:t>
       </w:r>
       <w:proofErr w:type="spellStart"/>
       <w:r>
@@ -1024,6 +1044,7 @@
       <w:r>
         <w:t xml:space="preserve"> de Virgini Mariae. </w:t>
       </w:r>
+      <w:proofErr w:type="gramStart"/>
       <w:r>
         <w:rPr>
           <w:i/>
@@ -1032,7 +1053,11 @@
         <w:t>Matri</w:t>
       </w:r>
       <w:r>
-        <w:t xml:space="preserve"> : "À la </w:t>
+        <w:t xml:space="preserve"> :</w:t>
+      </w:r>
+      <w:proofErr w:type="gramEnd"/>
+      <w:r>
+        <w:t xml:space="preserve"> "À la </w:t>
       </w:r>
       <w:proofErr w:type="spellStart"/>
       <w:r>
@@ -1102,10 +1127,22 @@
           <w:b/>
           <w:bCs/>
         </w:rPr>
-        <w:t>3. IPPOLITO ABBA FORNASARIUS BON. G. NOB.</w:t>
-      </w:r>
-      <w:r>
-        <w:t xml:space="preserve"> : "Ippolito Abbé Fornasari, </w:t>
+        <w:t>3. IPPOLITO ABBA FORNASARIUS BON. G. NOB</w:t>
+      </w:r>
+      <w:proofErr w:type="gramStart"/>
+      <w:r>
+        <w:rPr>
+          <w:b/>
+          <w:bCs/>
+        </w:rPr>
+        <w:t>.</w:t>
+      </w:r>
+      <w:r>
+        <w:t xml:space="preserve"> :</w:t>
+      </w:r>
+      <w:proofErr w:type="gramEnd"/>
+      <w:r>
+        <w:t xml:space="preserve"> "Ippolito Abbé Fornasari, </w:t>
       </w:r>
       <w:proofErr w:type="spellStart"/>
       <w:r>
@@ -1121,7 +1158,15 @@
       </w:r>
       <w:proofErr w:type="spellEnd"/>
       <w:r>
-        <w:t xml:space="preserve"> Noble". Ippolito Abba Fornasarius : Le </w:t>
+        <w:t xml:space="preserve"> Noble". Ippolito Abba </w:t>
+      </w:r>
+      <w:proofErr w:type="gramStart"/>
+      <w:r>
+        <w:t>Fornasarius :</w:t>
+      </w:r>
+      <w:proofErr w:type="gramEnd"/>
+      <w:r>
+        <w:t xml:space="preserve"> Le </w:t>
       </w:r>
       <w:proofErr w:type="spellStart"/>
       <w:r>
@@ -1177,19 +1222,20 @@
       </w:r>
       <w:proofErr w:type="spellEnd"/>
       <w:r>
-        <w:t xml:space="preserve"> de Abbas (Abbé). Bon. </w:t>
-      </w:r>
-      <w:r>
-        <w:lastRenderedPageBreak/>
-        <w:t>(</w:t>
+        <w:t xml:space="preserve"> de Abbas (Abbé). Bon. (</w:t>
       </w:r>
       <w:proofErr w:type="spellStart"/>
       <w:r>
         <w:t>Bononiensis</w:t>
       </w:r>
       <w:proofErr w:type="spellEnd"/>
-      <w:r>
-        <w:t xml:space="preserve">) : </w:t>
+      <w:proofErr w:type="gramStart"/>
+      <w:r>
+        <w:t>) :</w:t>
+      </w:r>
+      <w:proofErr w:type="gramEnd"/>
+      <w:r>
+        <w:t xml:space="preserve"> </w:t>
       </w:r>
       <w:proofErr w:type="spellStart"/>
       <w:r>
@@ -1212,8 +1258,13 @@
         <w:t>Nobilis</w:t>
       </w:r>
       <w:proofErr w:type="spellEnd"/>
-      <w:r>
-        <w:t xml:space="preserve">) : D'une </w:t>
+      <w:proofErr w:type="gramStart"/>
+      <w:r>
+        <w:t>) :</w:t>
+      </w:r>
+      <w:proofErr w:type="gramEnd"/>
+      <w:r>
+        <w:t xml:space="preserve"> D'une </w:t>
       </w:r>
       <w:proofErr w:type="spellStart"/>
       <w:r>
@@ -1245,7 +1296,15 @@
       </w:r>
       <w:proofErr w:type="spellEnd"/>
       <w:r>
-        <w:t xml:space="preserve">. Note : La </w:t>
+        <w:t xml:space="preserve">. </w:t>
+      </w:r>
+      <w:proofErr w:type="gramStart"/>
+      <w:r>
+        <w:t>Note :</w:t>
+      </w:r>
+      <w:proofErr w:type="gramEnd"/>
+      <w:r>
+        <w:t xml:space="preserve"> La </w:t>
       </w:r>
       <w:proofErr w:type="spellStart"/>
       <w:r>
@@ -1291,10 +1350,22 @@
           <w:b/>
           <w:bCs/>
         </w:rPr>
-        <w:t>4. EN PATR. ARCHIGYM. IC DE MANE PRIM. EMER. D.</w:t>
-      </w:r>
-      <w:r>
-        <w:t xml:space="preserve"> : "</w:t>
+        <w:t xml:space="preserve">4. EN PATR. ARCHIGYM. IC DE MANE PRIM. EMER. </w:t>
+      </w:r>
+      <w:proofErr w:type="gramStart"/>
+      <w:r>
+        <w:rPr>
+          <w:b/>
+          <w:bCs/>
+        </w:rPr>
+        <w:t>D.</w:t>
+      </w:r>
+      <w:r>
+        <w:t xml:space="preserve"> :</w:t>
+      </w:r>
+      <w:proofErr w:type="gramEnd"/>
+      <w:r>
+        <w:t xml:space="preserve"> "</w:t>
       </w:r>
       <w:proofErr w:type="spellStart"/>
       <w:r>
@@ -1422,7 +1493,11 @@
       </w:r>
       <w:proofErr w:type="spellEnd"/>
       <w:r>
-        <w:t xml:space="preserve"> de l'</w:t>
+        <w:t xml:space="preserve"> de </w:t>
+      </w:r>
+      <w:proofErr w:type="gramStart"/>
+      <w:r>
+        <w:t>l'</w:t>
       </w:r>
       <w:proofErr w:type="spellStart"/>
       <w:r>
@@ -1432,6 +1507,7 @@
       <w:r>
         <w:t xml:space="preserve"> :</w:t>
       </w:r>
+      <w:proofErr w:type="gramEnd"/>
     </w:p>
     <w:p>
       <w:pPr>
@@ -1448,7 +1524,15 @@
         </w:pBdr>
       </w:pPr>
       <w:r>
-        <w:t>EN PATR. (En Patricius) : "</w:t>
+        <w:t>EN PATR. (En Patricius</w:t>
+      </w:r>
+      <w:proofErr w:type="gramStart"/>
+      <w:r>
+        <w:t>) :</w:t>
+      </w:r>
+      <w:proofErr w:type="gramEnd"/>
+      <w:r>
+        <w:t xml:space="preserve"> "</w:t>
       </w:r>
       <w:proofErr w:type="spellStart"/>
       <w:r>
@@ -1506,6 +1590,7 @@
         </w:pBdr>
       </w:pPr>
       <w:r>
+        <w:lastRenderedPageBreak/>
         <w:t>ARCHIGYM. (</w:t>
       </w:r>
       <w:proofErr w:type="spellStart"/>
@@ -1513,8 +1598,13 @@
         <w:t>Archigymnasii</w:t>
       </w:r>
       <w:proofErr w:type="spellEnd"/>
-      <w:r>
-        <w:t xml:space="preserve">) : </w:t>
+      <w:proofErr w:type="gramStart"/>
+      <w:r>
+        <w:t>) :</w:t>
+      </w:r>
+      <w:proofErr w:type="gramEnd"/>
+      <w:r>
+        <w:t xml:space="preserve"> </w:t>
       </w:r>
       <w:proofErr w:type="spellStart"/>
       <w:r>
@@ -1555,8 +1645,13 @@
         <w:t>Iureconsultus</w:t>
       </w:r>
       <w:proofErr w:type="spellEnd"/>
-      <w:r>
-        <w:t xml:space="preserve">) : </w:t>
+      <w:proofErr w:type="gramStart"/>
+      <w:r>
+        <w:t>) :</w:t>
+      </w:r>
+      <w:proofErr w:type="gramEnd"/>
+      <w:r>
+        <w:t xml:space="preserve"> </w:t>
       </w:r>
       <w:proofErr w:type="spellStart"/>
       <w:r>
@@ -1598,7 +1693,15 @@
         </w:pBdr>
       </w:pPr>
       <w:r>
-        <w:t xml:space="preserve">DE MANE PRIM. (De Mane Primarius) : Se </w:t>
+        <w:t>DE MANE PRIM. (De Mane Primarius</w:t>
+      </w:r>
+      <w:proofErr w:type="gramStart"/>
+      <w:r>
+        <w:t>) :</w:t>
+      </w:r>
+      <w:proofErr w:type="gramEnd"/>
+      <w:r>
+        <w:t xml:space="preserve"> Se </w:t>
       </w:r>
       <w:proofErr w:type="spellStart"/>
       <w:r>
@@ -1703,8 +1806,13 @@
         <w:t>Emeritus</w:t>
       </w:r>
       <w:proofErr w:type="spellEnd"/>
-      <w:r>
-        <w:t xml:space="preserve">) : </w:t>
+      <w:proofErr w:type="gramStart"/>
+      <w:r>
+        <w:t>) :</w:t>
+      </w:r>
+      <w:proofErr w:type="gramEnd"/>
+      <w:r>
+        <w:t xml:space="preserve"> </w:t>
       </w:r>
       <w:proofErr w:type="spellStart"/>
       <w:r>
@@ -1754,7 +1862,20 @@
         </w:pBdr>
       </w:pPr>
       <w:r>
-        <w:t xml:space="preserve">D. (Dedit / Dicavit) : "A </w:t>
+        <w:t xml:space="preserve">D. (Dedit / </w:t>
+      </w:r>
+      <w:proofErr w:type="spellStart"/>
+      <w:r>
+        <w:t>Dicavit</w:t>
+      </w:r>
+      <w:proofErr w:type="spellEnd"/>
+      <w:proofErr w:type="gramStart"/>
+      <w:r>
+        <w:t>) :</w:t>
+      </w:r>
+      <w:proofErr w:type="gramEnd"/>
+      <w:r>
+        <w:t xml:space="preserve"> "A </w:t>
       </w:r>
       <w:proofErr w:type="spellStart"/>
       <w:r>
@@ -1910,7 +2031,15 @@
       </w:r>
       <w:proofErr w:type="spellEnd"/>
       <w:r>
-        <w:t xml:space="preserve"> Christ et à la </w:t>
+        <w:t xml:space="preserve"> Christ </w:t>
+      </w:r>
+      <w:proofErr w:type="gramStart"/>
+      <w:r>
+        <w:t>et à</w:t>
+      </w:r>
+      <w:proofErr w:type="gramEnd"/>
+      <w:r>
+        <w:t xml:space="preserve"> la </w:t>
       </w:r>
       <w:proofErr w:type="spellStart"/>
       <w:r>
@@ -1974,7 +2103,15 @@
       </w:r>
       <w:proofErr w:type="spellEnd"/>
       <w:r>
-        <w:t xml:space="preserve"> et sociale de la ville.</w:t>
+        <w:t xml:space="preserve"> et sociale </w:t>
+      </w:r>
+      <w:proofErr w:type="gramStart"/>
+      <w:r>
+        <w:t>de la</w:t>
+      </w:r>
+      <w:proofErr w:type="gramEnd"/>
+      <w:r>
+        <w:t xml:space="preserve"> ville.</w:t>
       </w:r>
     </w:p>
     <w:p>
@@ -2048,12 +2185,17 @@
         <w:t xml:space="preserve"> encore plus </w:t>
       </w:r>
       <w:proofErr w:type="spellStart"/>
+      <w:proofErr w:type="gramStart"/>
       <w:r>
         <w:t>précise</w:t>
       </w:r>
       <w:proofErr w:type="spellEnd"/>
       <w:r>
-        <w:t xml:space="preserve"> : Ippolito Fornasari (qui </w:t>
+        <w:t xml:space="preserve"> :</w:t>
+      </w:r>
+      <w:proofErr w:type="gramEnd"/>
+      <w:r>
+        <w:t xml:space="preserve"> Ippolito Fornasari (qui </w:t>
       </w:r>
       <w:proofErr w:type="spellStart"/>
       <w:r>
@@ -2309,7 +2451,15 @@
       </w:r>
       <w:proofErr w:type="spellEnd"/>
       <w:r>
-        <w:t xml:space="preserve">). Il est </w:t>
+        <w:t xml:space="preserve">). </w:t>
+      </w:r>
+      <w:proofErr w:type="gramStart"/>
+      <w:r>
+        <w:t>Il est</w:t>
+      </w:r>
+      <w:proofErr w:type="gramEnd"/>
+      <w:r>
+        <w:t xml:space="preserve"> </w:t>
       </w:r>
       <w:proofErr w:type="spellStart"/>
       <w:r>
@@ -2504,12 +2654,25 @@
         <w:t xml:space="preserve"> </w:t>
       </w:r>
       <w:proofErr w:type="spellStart"/>
+      <w:proofErr w:type="gramStart"/>
       <w:r>
         <w:t>académique</w:t>
       </w:r>
       <w:proofErr w:type="spellEnd"/>
       <w:r>
-        <w:t xml:space="preserve"> : à l'époque, </w:t>
+        <w:t xml:space="preserve"> :</w:t>
+      </w:r>
+      <w:proofErr w:type="gramEnd"/>
+      <w:r>
+        <w:t xml:space="preserve"> </w:t>
+      </w:r>
+      <w:proofErr w:type="gramStart"/>
+      <w:r>
+        <w:t>à l'époque</w:t>
+      </w:r>
+      <w:proofErr w:type="gramEnd"/>
+      <w:r>
+        <w:t xml:space="preserve">, </w:t>
       </w:r>
       <w:proofErr w:type="spellStart"/>
       <w:r>
@@ -2845,7 +3008,15 @@
       </w:r>
       <w:proofErr w:type="spellEnd"/>
       <w:r>
-        <w:t xml:space="preserve"> Christ et à Marie) s'</w:t>
+        <w:t xml:space="preserve"> Christ </w:t>
+      </w:r>
+      <w:proofErr w:type="gramStart"/>
+      <w:r>
+        <w:t>et à</w:t>
+      </w:r>
+      <w:proofErr w:type="gramEnd"/>
+      <w:r>
+        <w:t xml:space="preserve"> Marie) s'</w:t>
       </w:r>
       <w:proofErr w:type="spellStart"/>
       <w:r>
@@ -3120,8 +3291,13 @@
       </w:r>
       <w:proofErr w:type="spellEnd"/>
       <w:r>
-        <w:t xml:space="preserve"> 3 :</w:t>
-      </w:r>
+        <w:t xml:space="preserve"> </w:t>
+      </w:r>
+      <w:proofErr w:type="gramStart"/>
+      <w:r>
+        <w:t>3 :</w:t>
+      </w:r>
+      <w:proofErr w:type="gramEnd"/>
     </w:p>
     <w:p>
       <w:pPr>
@@ -3196,16 +3372,8 @@
         <w:rPr>
           <w:rFonts w:ascii="Courier" w:eastAsia="Courier" w:hAnsi="Courier" w:cs="Courier"/>
         </w:rPr>
-        <w:t xml:space="preserve"> Felsina </w:t>
-      </w:r>
-      <w:proofErr w:type="spellStart"/>
-      <w:r>
-        <w:rPr>
-          <w:rFonts w:ascii="Courier" w:eastAsia="Courier" w:hAnsi="Courier" w:cs="Courier"/>
-        </w:rPr>
-        <w:t>Porticibus</w:t>
-      </w:r>
-      <w:proofErr w:type="spellEnd"/>
+        <w:t xml:space="preserve"> Felsina Porticibus</w:t>
+      </w:r>
       <w:r>
         <w:rPr>
           <w:rFonts w:ascii="Courier" w:eastAsia="Courier" w:hAnsi="Courier" w:cs="Courier"/>
@@ -3517,7 +3685,15 @@
       </w:r>
       <w:proofErr w:type="spellEnd"/>
       <w:r>
-        <w:t xml:space="preserve"> la ville de Bologne (Felsina) et la </w:t>
+        <w:t xml:space="preserve"> </w:t>
+      </w:r>
+      <w:proofErr w:type="gramStart"/>
+      <w:r>
+        <w:t>la ville</w:t>
+      </w:r>
+      <w:proofErr w:type="gramEnd"/>
+      <w:r>
+        <w:t xml:space="preserve"> de Bologne (Felsina) et la </w:t>
       </w:r>
       <w:proofErr w:type="spellStart"/>
       <w:r>
@@ -3573,11 +3749,7 @@
       </w:r>
       <w:proofErr w:type="spellEnd"/>
       <w:r>
-        <w:t xml:space="preserve"> de Lorette </w:t>
-      </w:r>
-      <w:r>
-        <w:lastRenderedPageBreak/>
-        <w:t>(</w:t>
+        <w:t xml:space="preserve"> de Lorette (</w:t>
       </w:r>
       <w:proofErr w:type="spellStart"/>
       <w:r>
@@ -3661,6 +3833,7 @@
         </w:pBdr>
       </w:pPr>
       <w:r>
+        <w:lastRenderedPageBreak/>
         <w:t>"Elle [l'</w:t>
       </w:r>
       <w:proofErr w:type="spellStart"/>
@@ -3701,7 +3874,15 @@
       </w:r>
       <w:proofErr w:type="spellEnd"/>
       <w:r>
-        <w:t xml:space="preserve"> de la montagne,</w:t>
+        <w:t xml:space="preserve"> de </w:t>
+      </w:r>
+      <w:proofErr w:type="gramStart"/>
+      <w:r>
+        <w:t>la montagne</w:t>
+      </w:r>
+      <w:proofErr w:type="gramEnd"/>
+      <w:r>
+        <w:t>,</w:t>
       </w:r>
     </w:p>
     <w:p>
@@ -3991,7 +4172,15 @@
       </w:r>
       <w:proofErr w:type="spellEnd"/>
       <w:r>
-        <w:t xml:space="preserve">] le palais de </w:t>
+        <w:t xml:space="preserve">] </w:t>
+      </w:r>
+      <w:proofErr w:type="gramStart"/>
+      <w:r>
+        <w:t>le palais</w:t>
+      </w:r>
+      <w:proofErr w:type="gramEnd"/>
+      <w:r>
+        <w:t xml:space="preserve"> de </w:t>
       </w:r>
       <w:proofErr w:type="spellStart"/>
       <w:r>
@@ -4079,6 +4268,7 @@
         <w:t xml:space="preserve"> Illa Caput </w:t>
       </w:r>
       <w:proofErr w:type="spellStart"/>
+      <w:proofErr w:type="gramStart"/>
       <w:r>
         <w:rPr>
           <w:b/>
@@ -4094,6 +4284,7 @@
         </w:rPr>
         <w:t xml:space="preserve"> :</w:t>
       </w:r>
+      <w:proofErr w:type="gramEnd"/>
       <w:r>
         <w:t xml:space="preserve"> Fait </w:t>
       </w:r>
@@ -4288,24 +4479,25 @@
         </w:rPr>
         <w:t xml:space="preserve"> Felsina </w:t>
       </w:r>
-      <w:proofErr w:type="spellStart"/>
+      <w:proofErr w:type="gramStart"/>
       <w:r>
         <w:rPr>
           <w:b/>
           <w:bCs/>
         </w:rPr>
-        <w:t>Porticibus</w:t>
-      </w:r>
-      <w:proofErr w:type="spellEnd"/>
-      <w:r>
-        <w:rPr>
-          <w:b/>
-          <w:bCs/>
-        </w:rPr>
-        <w:t xml:space="preserve"> :</w:t>
-      </w:r>
-      <w:r>
-        <w:t xml:space="preserve"> C'est la plus belle image : Bologne (Felsina) n'est </w:t>
+        <w:t>Porticibus :</w:t>
+      </w:r>
+      <w:proofErr w:type="gramEnd"/>
+      <w:r>
+        <w:t xml:space="preserve"> C'est la plus belle </w:t>
+      </w:r>
+      <w:proofErr w:type="gramStart"/>
+      <w:r>
+        <w:t>image :</w:t>
+      </w:r>
+      <w:proofErr w:type="gramEnd"/>
+      <w:r>
+        <w:t xml:space="preserve"> Bologne (Felsina) n'est </w:t>
       </w:r>
       <w:proofErr w:type="spellStart"/>
       <w:r>
@@ -4415,8 +4607,17 @@
           <w:b/>
           <w:bCs/>
         </w:rPr>
-        <w:t>Domus Aurea / Turris David :</w:t>
-      </w:r>
+        <w:t xml:space="preserve">Domus Aurea / Turris </w:t>
+      </w:r>
+      <w:proofErr w:type="gramStart"/>
+      <w:r>
+        <w:rPr>
+          <w:b/>
+          <w:bCs/>
+        </w:rPr>
+        <w:t>David :</w:t>
+      </w:r>
+      <w:proofErr w:type="gramEnd"/>
       <w:r>
         <w:t xml:space="preserve"> </w:t>
       </w:r>
@@ -4538,7 +4739,15 @@
       </w:r>
       <w:proofErr w:type="spellEnd"/>
       <w:r>
-        <w:t xml:space="preserve"> sur la ville.</w:t>
+        <w:t xml:space="preserve"> sur </w:t>
+      </w:r>
+      <w:proofErr w:type="gramStart"/>
+      <w:r>
+        <w:t>la ville</w:t>
+      </w:r>
+      <w:proofErr w:type="gramEnd"/>
+      <w:r>
+        <w:t>.</w:t>
       </w:r>
     </w:p>
     <w:p>
@@ -4563,6 +4772,7 @@
         <w:t xml:space="preserve">Civis / Filius / </w:t>
       </w:r>
       <w:proofErr w:type="spellStart"/>
+      <w:proofErr w:type="gramStart"/>
       <w:r>
         <w:rPr>
           <w:b/>
@@ -4578,6 +4788,7 @@
         </w:rPr>
         <w:t xml:space="preserve"> :</w:t>
       </w:r>
+      <w:proofErr w:type="gramEnd"/>
       <w:r>
         <w:t xml:space="preserve"> Ici est </w:t>
       </w:r>
@@ -4757,6 +4968,7 @@
         <w:t xml:space="preserve"> et Primi Regia </w:t>
       </w:r>
       <w:proofErr w:type="spellStart"/>
+      <w:proofErr w:type="gramStart"/>
       <w:r>
         <w:rPr>
           <w:b/>
@@ -4772,6 +4984,7 @@
         </w:rPr>
         <w:t xml:space="preserve"> :</w:t>
       </w:r>
+      <w:proofErr w:type="gramEnd"/>
       <w:r>
         <w:t xml:space="preserve"> </w:t>
       </w:r>
@@ -5022,6 +5235,7 @@
         <w:t xml:space="preserve"> </w:t>
       </w:r>
       <w:proofErr w:type="spellStart"/>
+      <w:proofErr w:type="gramStart"/>
       <w:r>
         <w:t>historique</w:t>
       </w:r>
@@ -5029,6 +5243,7 @@
       <w:r>
         <w:t xml:space="preserve"> :</w:t>
       </w:r>
+      <w:proofErr w:type="gramEnd"/>
     </w:p>
     <w:p>
       <w:pPr>
@@ -5074,10 +5289,22 @@
           <w:b/>
           <w:bCs/>
         </w:rPr>
-        <w:t xml:space="preserve"> Ippolito Fornasari</w:t>
-      </w:r>
-      <w:r>
-        <w:t xml:space="preserve"> : Ippolito Fornasari (1628-1697) </w:t>
+        <w:t xml:space="preserve"> Ippolito </w:t>
+      </w:r>
+      <w:proofErr w:type="gramStart"/>
+      <w:r>
+        <w:rPr>
+          <w:b/>
+          <w:bCs/>
+        </w:rPr>
+        <w:t>Fornasari</w:t>
+      </w:r>
+      <w:r>
+        <w:t xml:space="preserve"> :</w:t>
+      </w:r>
+      <w:proofErr w:type="gramEnd"/>
+      <w:r>
+        <w:t xml:space="preserve"> Ippolito Fornasari (1628-1697) </w:t>
       </w:r>
       <w:proofErr w:type="spellStart"/>
       <w:r>
@@ -5205,7 +5432,15 @@
       </w:r>
       <w:proofErr w:type="spellEnd"/>
       <w:r>
-        <w:t xml:space="preserve"> le don </w:t>
+        <w:t xml:space="preserve"> </w:t>
+      </w:r>
+      <w:proofErr w:type="gramStart"/>
+      <w:r>
+        <w:t>le don</w:t>
+      </w:r>
+      <w:proofErr w:type="gramEnd"/>
+      <w:r>
+        <w:t xml:space="preserve"> </w:t>
       </w:r>
       <w:proofErr w:type="spellStart"/>
       <w:r>
@@ -5302,6 +5537,7 @@
         <w:t xml:space="preserve"> de la "Felsina" </w:t>
       </w:r>
       <w:proofErr w:type="spellStart"/>
+      <w:proofErr w:type="gramStart"/>
       <w:r>
         <w:rPr>
           <w:b/>
@@ -5311,7 +5547,19 @@
       </w:r>
       <w:proofErr w:type="spellEnd"/>
       <w:r>
-        <w:t xml:space="preserve"> : Le texte latin </w:t>
+        <w:t xml:space="preserve"> :</w:t>
+      </w:r>
+      <w:proofErr w:type="gramEnd"/>
+      <w:r>
+        <w:t xml:space="preserve"> </w:t>
+      </w:r>
+      <w:proofErr w:type="gramStart"/>
+      <w:r>
+        <w:t>Le texte latin</w:t>
+      </w:r>
+      <w:proofErr w:type="gramEnd"/>
+      <w:r>
+        <w:t xml:space="preserve"> </w:t>
       </w:r>
       <w:proofErr w:type="spellStart"/>
       <w:r>
@@ -5638,10 +5886,22 @@
           <w:b/>
           <w:bCs/>
         </w:rPr>
-        <w:t xml:space="preserve"> à la Lumière de 1693</w:t>
-      </w:r>
-      <w:r>
-        <w:t xml:space="preserve"> : Dans </w:t>
+        <w:t xml:space="preserve"> à la Lumière de </w:t>
+      </w:r>
+      <w:proofErr w:type="gramStart"/>
+      <w:r>
+        <w:rPr>
+          <w:b/>
+          <w:bCs/>
+        </w:rPr>
+        <w:t>1693</w:t>
+      </w:r>
+      <w:r>
+        <w:t xml:space="preserve"> :</w:t>
+      </w:r>
+      <w:proofErr w:type="gramEnd"/>
+      <w:r>
+        <w:t xml:space="preserve"> Dans </w:t>
       </w:r>
       <w:proofErr w:type="spellStart"/>
       <w:r>
@@ -5713,7 +5973,15 @@
       </w:r>
       <w:proofErr w:type="spellEnd"/>
       <w:r>
-        <w:t xml:space="preserve"> de la ville pour </w:t>
+        <w:t xml:space="preserve"> de </w:t>
+      </w:r>
+      <w:proofErr w:type="gramStart"/>
+      <w:r>
+        <w:t>la ville</w:t>
+      </w:r>
+      <w:proofErr w:type="gramEnd"/>
+      <w:r>
+        <w:t xml:space="preserve"> pour </w:t>
       </w:r>
       <w:proofErr w:type="spellStart"/>
       <w:r>
@@ -5785,15 +6053,15 @@
       </w:r>
       <w:proofErr w:type="spellEnd"/>
       <w:r>
-        <w:t xml:space="preserve"> Felsina </w:t>
-      </w:r>
-      <w:proofErr w:type="spellStart"/>
-      <w:r>
-        <w:t>Porticibus</w:t>
-      </w:r>
-      <w:proofErr w:type="spellEnd"/>
-      <w:r>
-        <w:t xml:space="preserve">" : En 1693, </w:t>
+        <w:t xml:space="preserve"> Felsina Porticibus</w:t>
+      </w:r>
+      <w:proofErr w:type="gramStart"/>
+      <w:r>
+        <w:t>" :</w:t>
+      </w:r>
+      <w:proofErr w:type="gramEnd"/>
+      <w:r>
+        <w:t xml:space="preserve"> En 1693, </w:t>
       </w:r>
       <w:proofErr w:type="spellStart"/>
       <w:r>
@@ -5905,7 +6173,23 @@
       </w:r>
       <w:proofErr w:type="spellEnd"/>
       <w:r>
-        <w:t xml:space="preserve"> la montagne à ce moment </w:t>
+        <w:t xml:space="preserve"> </w:t>
+      </w:r>
+      <w:proofErr w:type="gramStart"/>
+      <w:r>
+        <w:t>la montagne</w:t>
+      </w:r>
+      <w:proofErr w:type="gramEnd"/>
+      <w:r>
+        <w:t xml:space="preserve"> </w:t>
+      </w:r>
+      <w:proofErr w:type="gramStart"/>
+      <w:r>
+        <w:t>à ce</w:t>
+      </w:r>
+      <w:proofErr w:type="gramEnd"/>
+      <w:r>
+        <w:t xml:space="preserve"> moment </w:t>
       </w:r>
       <w:proofErr w:type="spellStart"/>
       <w:r>
@@ -5928,8 +6212,13 @@
         <w:t>Gardien</w:t>
       </w:r>
       <w:proofErr w:type="spellEnd"/>
-      <w:r>
-        <w:t xml:space="preserve">) : La </w:t>
+      <w:proofErr w:type="gramStart"/>
+      <w:r>
+        <w:t>) :</w:t>
+      </w:r>
+      <w:proofErr w:type="gramEnd"/>
+      <w:r>
+        <w:t xml:space="preserve"> La </w:t>
       </w:r>
       <w:proofErr w:type="spellStart"/>
       <w:r>
@@ -6073,11 +6362,7 @@
       </w:r>
       <w:proofErr w:type="spellEnd"/>
       <w:r>
-        <w:t xml:space="preserve"> de </w:t>
-      </w:r>
-      <w:r>
-        <w:lastRenderedPageBreak/>
-        <w:t xml:space="preserve">Fornasari), </w:t>
+        <w:t xml:space="preserve"> de Fornasari), </w:t>
       </w:r>
       <w:proofErr w:type="spellStart"/>
       <w:r>
@@ -6205,6 +6490,7 @@
       </w:r>
       <w:proofErr w:type="spellStart"/>
       <w:r>
+        <w:lastRenderedPageBreak/>
         <w:t>les</w:t>
       </w:r>
       <w:proofErr w:type="spellEnd"/>
@@ -6337,7 +6623,15 @@
       </w:r>
       <w:proofErr w:type="spellEnd"/>
       <w:r>
-        <w:t xml:space="preserve"> d'Ippolito Fornasari : en </w:t>
+        <w:t xml:space="preserve"> d'Ippolito </w:t>
+      </w:r>
+      <w:proofErr w:type="gramStart"/>
+      <w:r>
+        <w:t>Fornasari :</w:t>
+      </w:r>
+      <w:proofErr w:type="gramEnd"/>
+      <w:r>
+        <w:t xml:space="preserve"> en </w:t>
       </w:r>
       <w:proofErr w:type="spellStart"/>
       <w:r>
@@ -6428,6 +6722,7 @@
         <w:t xml:space="preserve">" de l'histoire de ce </w:t>
       </w:r>
       <w:proofErr w:type="spellStart"/>
+      <w:proofErr w:type="gramStart"/>
       <w:r>
         <w:t>portique</w:t>
       </w:r>
@@ -6435,6 +6730,7 @@
       <w:r>
         <w:t xml:space="preserve"> !</w:t>
       </w:r>
+      <w:proofErr w:type="gramEnd"/>
     </w:p>
     <w:p>
       <w:pPr>
@@ -6450,8 +6746,13 @@
       </w:r>
       <w:proofErr w:type="spellEnd"/>
       <w:r>
-        <w:t xml:space="preserve"> Gioseffo Carpegna ?</w:t>
-      </w:r>
+        <w:t xml:space="preserve"> Gioseffo </w:t>
+      </w:r>
+      <w:proofErr w:type="gramStart"/>
+      <w:r>
+        <w:t>Carpegna ?</w:t>
+      </w:r>
+      <w:proofErr w:type="gramEnd"/>
     </w:p>
     <w:p>
       <w:pPr>
@@ -6497,7 +6798,15 @@
       </w:r>
       <w:proofErr w:type="spellEnd"/>
       <w:r>
-        <w:t xml:space="preserve"> siècle, la figure </w:t>
+        <w:t xml:space="preserve"> siècle, </w:t>
+      </w:r>
+      <w:proofErr w:type="gramStart"/>
+      <w:r>
+        <w:t>la figure</w:t>
+      </w:r>
+      <w:proofErr w:type="gramEnd"/>
+      <w:r>
+        <w:t xml:space="preserve"> </w:t>
       </w:r>
       <w:proofErr w:type="spellStart"/>
       <w:r>
@@ -6617,8 +6926,13 @@
       </w:r>
       <w:proofErr w:type="spellEnd"/>
       <w:r>
-        <w:t xml:space="preserve"> et de son rôle à Bologne :</w:t>
-      </w:r>
+        <w:t xml:space="preserve"> et de son rôle à </w:t>
+      </w:r>
+      <w:proofErr w:type="gramStart"/>
+      <w:r>
+        <w:t>Bologne :</w:t>
+      </w:r>
+      <w:proofErr w:type="gramEnd"/>
     </w:p>
     <w:p>
       <w:pPr>
@@ -6701,8 +7015,21 @@
       </w:r>
       <w:proofErr w:type="spellEnd"/>
       <w:r>
-        <w:t xml:space="preserve"> papale de la ville :</w:t>
-      </w:r>
+        <w:t xml:space="preserve"> papale </w:t>
+      </w:r>
+      <w:proofErr w:type="gramStart"/>
+      <w:r>
+        <w:t>de la</w:t>
+      </w:r>
+      <w:proofErr w:type="gramEnd"/>
+      <w:r>
+        <w:t xml:space="preserve"> </w:t>
+      </w:r>
+      <w:proofErr w:type="gramStart"/>
+      <w:r>
+        <w:t>ville :</w:t>
+      </w:r>
+      <w:proofErr w:type="gramEnd"/>
     </w:p>
     <w:p>
       <w:pPr>
@@ -6739,8 +7066,17 @@
           <w:b/>
           <w:bCs/>
         </w:rPr>
-        <w:t xml:space="preserve"> de Bologne :</w:t>
-      </w:r>
+        <w:t xml:space="preserve"> de </w:t>
+      </w:r>
+      <w:proofErr w:type="gramStart"/>
+      <w:r>
+        <w:rPr>
+          <w:b/>
+          <w:bCs/>
+        </w:rPr>
+        <w:t>Bologne :</w:t>
+      </w:r>
+      <w:proofErr w:type="gramEnd"/>
       <w:r>
         <w:t xml:space="preserve"> En 1693, Gioseffo Carpegna </w:t>
       </w:r>
@@ -6830,7 +7166,15 @@
       </w:r>
       <w:proofErr w:type="spellEnd"/>
       <w:r>
-        <w:t xml:space="preserve"> une figure cruciale : il </w:t>
+        <w:t xml:space="preserve"> une figure </w:t>
+      </w:r>
+      <w:proofErr w:type="gramStart"/>
+      <w:r>
+        <w:t>cruciale :</w:t>
+      </w:r>
+      <w:proofErr w:type="gramEnd"/>
+      <w:r>
+        <w:t xml:space="preserve"> il </w:t>
       </w:r>
       <w:proofErr w:type="spellStart"/>
       <w:r>
@@ -6960,6 +7304,7 @@
         <w:t xml:space="preserve"> </w:t>
       </w:r>
       <w:proofErr w:type="spellStart"/>
+      <w:proofErr w:type="gramStart"/>
       <w:r>
         <w:rPr>
           <w:b/>
@@ -6975,6 +7320,7 @@
         </w:rPr>
         <w:t xml:space="preserve"> :</w:t>
       </w:r>
+      <w:proofErr w:type="gramEnd"/>
       <w:r>
         <w:t xml:space="preserve"> Son </w:t>
       </w:r>
@@ -7193,7 +7539,11 @@
       </w:r>
       <w:proofErr w:type="spellEnd"/>
       <w:r>
-        <w:t xml:space="preserve"> de l'</w:t>
+        <w:t xml:space="preserve"> de </w:t>
+      </w:r>
+      <w:proofErr w:type="gramStart"/>
+      <w:r>
+        <w:t>l'</w:t>
       </w:r>
       <w:proofErr w:type="spellStart"/>
       <w:r>
@@ -7201,7 +7551,11 @@
       </w:r>
       <w:proofErr w:type="spellEnd"/>
       <w:r>
-        <w:t xml:space="preserve"> : Il </w:t>
+        <w:t xml:space="preserve"> :</w:t>
+      </w:r>
+      <w:proofErr w:type="gramEnd"/>
+      <w:r>
+        <w:t xml:space="preserve"> Il </w:t>
       </w:r>
       <w:proofErr w:type="spellStart"/>
       <w:r>
@@ -7353,7 +7707,15 @@
       </w:r>
       <w:proofErr w:type="spellEnd"/>
       <w:r>
-        <w:t xml:space="preserve"> institutions de la ville, </w:t>
+        <w:t xml:space="preserve"> institutions de </w:t>
+      </w:r>
+      <w:proofErr w:type="gramStart"/>
+      <w:r>
+        <w:t>la ville</w:t>
+      </w:r>
+      <w:proofErr w:type="gramEnd"/>
+      <w:r>
+        <w:t xml:space="preserve">, </w:t>
       </w:r>
       <w:proofErr w:type="spellStart"/>
       <w:r>
@@ -7541,6 +7903,7 @@
         <w:t xml:space="preserve"> </w:t>
       </w:r>
       <w:proofErr w:type="spellStart"/>
+      <w:proofErr w:type="gramStart"/>
       <w:r>
         <w:t>dans</w:t>
       </w:r>
@@ -7548,6 +7911,7 @@
       <w:r>
         <w:t xml:space="preserve"> :</w:t>
       </w:r>
+      <w:proofErr w:type="gramEnd"/>
     </w:p>
     <w:p>
       <w:pPr>
@@ -7593,10 +7957,27 @@
           <w:b/>
           <w:bCs/>
         </w:rPr>
-        <w:t xml:space="preserve"> de la Ville :</w:t>
-      </w:r>
-      <w:r>
-        <w:t xml:space="preserve"> Il est </w:t>
+        <w:t xml:space="preserve"> de la </w:t>
+      </w:r>
+      <w:proofErr w:type="gramStart"/>
+      <w:r>
+        <w:rPr>
+          <w:b/>
+          <w:bCs/>
+        </w:rPr>
+        <w:t>Ville :</w:t>
+      </w:r>
+      <w:proofErr w:type="gramEnd"/>
+      <w:r>
+        <w:t xml:space="preserve"> </w:t>
+      </w:r>
+      <w:proofErr w:type="gramStart"/>
+      <w:r>
+        <w:t>Il est</w:t>
+      </w:r>
+      <w:proofErr w:type="gramEnd"/>
+      <w:r>
+        <w:t xml:space="preserve"> </w:t>
       </w:r>
       <w:proofErr w:type="spellStart"/>
       <w:r>
@@ -7674,8 +8055,17 @@
           <w:b/>
           <w:bCs/>
         </w:rPr>
-        <w:t>Architecture et Art :</w:t>
-      </w:r>
+        <w:t xml:space="preserve">Architecture et </w:t>
+      </w:r>
+      <w:proofErr w:type="gramStart"/>
+      <w:r>
+        <w:rPr>
+          <w:b/>
+          <w:bCs/>
+        </w:rPr>
+        <w:t>Art :</w:t>
+      </w:r>
+      <w:proofErr w:type="gramEnd"/>
       <w:r>
         <w:t xml:space="preserve"> </w:t>
       </w:r>
@@ -7870,6 +8260,7 @@
         <w:t xml:space="preserve">Note </w:t>
       </w:r>
       <w:proofErr w:type="spellStart"/>
+      <w:proofErr w:type="gramStart"/>
       <w:r>
         <w:rPr>
           <w:b/>
@@ -7885,6 +8276,7 @@
         </w:rPr>
         <w:t xml:space="preserve"> :</w:t>
       </w:r>
+      <w:proofErr w:type="gramEnd"/>
       <w:r>
         <w:t xml:space="preserve"> En </w:t>
       </w:r>
@@ -8061,7 +8453,6 @@
     <w:p>
       <w:r>
         <w:rPr>
-          <w:rFonts w:ascii="Arial" w:hAnsi="Arial"/>
           <w:b/>
           <w:color w:val="1A365D"/>
           <w:sz w:val="26"/>
@@ -8071,24 +8462,26 @@
     </w:p>
     <w:tbl>
       <w:tblPr>
-        <w:tblW w:type="auto" w:w="0"/>
+        <w:tblW w:w="0" w:type="auto"/>
         <w:jc w:val="center"/>
-        <w:tblLook w:firstColumn="1" w:firstRow="1" w:lastColumn="0" w:lastRow="0" w:noHBand="0" w:noVBand="1" w:val="04A0"/>
+        <w:tblLook w:val="04A0" w:firstRow="1" w:lastRow="0" w:firstColumn="1" w:lastColumn="0" w:noHBand="0" w:noVBand="1"/>
       </w:tblPr>
       <w:tblGrid>
         <w:gridCol w:w="4680"/>
         <w:gridCol w:w="4680"/>
       </w:tblGrid>
       <w:tr>
+        <w:trPr>
+          <w:jc w:val="center"/>
+        </w:trPr>
         <w:tc>
           <w:tcPr>
-            <w:tcW w:type="dxa" w:w="4680"/>
-            <w:shd w:fill="1A365D"/>
+            <w:tcW w:w="4680" w:type="dxa"/>
+            <w:shd w:val="clear" w:color="auto" w:fill="1A365D"/>
           </w:tcPr>
           <w:p>
             <w:r>
               <w:rPr>
-                <w:rFonts w:ascii="Arial" w:hAnsi="Arial"/>
                 <w:b/>
                 <w:color w:val="FFFFFF"/>
                 <w:sz w:val="20"/>
@@ -8099,13 +8492,12 @@
         </w:tc>
         <w:tc>
           <w:tcPr>
-            <w:tcW w:type="dxa" w:w="4680"/>
-            <w:shd w:fill="1A365D"/>
+            <w:tcW w:w="4680" w:type="dxa"/>
+            <w:shd w:val="clear" w:color="auto" w:fill="1A365D"/>
           </w:tcPr>
           <w:p>
             <w:r>
               <w:rPr>
-                <w:rFonts w:ascii="Arial" w:hAnsi="Arial"/>
                 <w:b/>
                 <w:color w:val="FFFFFF"/>
                 <w:sz w:val="20"/>
@@ -8116,58 +8508,82 @@
         </w:tc>
       </w:tr>
       <w:tr>
+        <w:trPr>
+          <w:jc w:val="center"/>
+        </w:trPr>
         <w:tc>
           <w:tcPr>
-            <w:tcW w:type="dxa" w:w="4680"/>
+            <w:tcW w:w="4680" w:type="dxa"/>
           </w:tcPr>
           <w:p>
             <w:r>
               <w:rPr>
-                <w:rFonts w:ascii="Arial" w:hAnsi="Arial"/>
                 <w:sz w:val="19"/>
               </w:rPr>
-              <w:t>Le comte Gioseffo Carpegna a financé la construction de l'arc 3 du Portique de San Luca et occupait la fonction de Vice-légat de Bologne en 1693.</w:t>
+              <w:t xml:space="preserve">Le comte Gioseffo Carpegna a financé la construction de l'arc 3 du Portique de San Luca et </w:t>
+            </w:r>
+            <w:r>
+              <w:rPr>
+                <w:sz w:val="19"/>
+              </w:rPr>
+              <w:lastRenderedPageBreak/>
+              <w:t>occupait la fonction de Vice-légat de Bologne en 1693.</w:t>
             </w:r>
           </w:p>
         </w:tc>
         <w:tc>
           <w:tcPr>
-            <w:tcW w:type="dxa" w:w="4680"/>
+            <w:tcW w:w="4680" w:type="dxa"/>
           </w:tcPr>
           <w:p>
             <w:r>
               <w:rPr>
-                <w:rFonts w:ascii="Arial" w:hAnsi="Arial"/>
                 <w:sz w:val="19"/>
               </w:rPr>
+              <w:lastRenderedPageBreak/>
               <w:t>Archives d'État de Bologne / Chroniques de la Ville du XVIIe Siècle</w:t>
             </w:r>
           </w:p>
         </w:tc>
       </w:tr>
       <w:tr>
+        <w:trPr>
+          <w:jc w:val="center"/>
+        </w:trPr>
         <w:tc>
           <w:tcPr>
-            <w:tcW w:type="dxa" w:w="4680"/>
+            <w:tcW w:w="4680" w:type="dxa"/>
           </w:tcPr>
           <w:p>
             <w:r>
               <w:rPr>
-                <w:rFonts w:ascii="Arial" w:hAnsi="Arial"/>
                 <w:sz w:val="19"/>
               </w:rPr>
-              <w:t>L'épigraphe latine de l'arc 3 atteste de la dédicace solennelle à Le Christ et à la Vierge Marie par l'Abbé Ippolito Fornasari, datée de 1693.</w:t>
+              <w:t xml:space="preserve">L'épigraphe latine de l'arc 3 atteste de la dédicace solennelle à Le Christ </w:t>
+            </w:r>
+            <w:proofErr w:type="gramStart"/>
+            <w:r>
+              <w:rPr>
+                <w:sz w:val="19"/>
+              </w:rPr>
+              <w:t>et à</w:t>
+            </w:r>
+            <w:proofErr w:type="gramEnd"/>
+            <w:r>
+              <w:rPr>
+                <w:sz w:val="19"/>
+              </w:rPr>
+              <w:t xml:space="preserve"> la Vierge Marie par l'Abbé Ippolito Fornasari, datée de 1693.</w:t>
             </w:r>
           </w:p>
         </w:tc>
         <w:tc>
           <w:tcPr>
-            <w:tcW w:type="dxa" w:w="4680"/>
+            <w:tcW w:w="4680" w:type="dxa"/>
           </w:tcPr>
           <w:p>
             <w:r>
               <w:rPr>
-                <w:rFonts w:ascii="Arial" w:hAnsi="Arial"/>
                 <w:sz w:val="19"/>
               </w:rPr>
               <w:t>Épigraphie du Portique de San Luca (Arc 3) / Musée Civique du Risorgimento</w:t>
@@ -8176,14 +8592,16 @@
         </w:tc>
       </w:tr>
       <w:tr>
+        <w:trPr>
+          <w:jc w:val="center"/>
+        </w:trPr>
         <w:tc>
           <w:tcPr>
-            <w:tcW w:type="dxa" w:w="4680"/>
+            <w:tcW w:w="4680" w:type="dxa"/>
           </w:tcPr>
           <w:p>
             <w:r>
               <w:rPr>
-                <w:rFonts w:ascii="Arial" w:hAnsi="Arial"/>
                 <w:sz w:val="19"/>
               </w:rPr>
               <w:t>Ippolito Fornasari était un patricien bolonais, jurisconsulte et professeur émérite titulaire de la chaire ordinaire du matin ("De Mane Primarius") à l'Archiginnasio de Bologne.</w:t>
@@ -8192,12 +8610,11 @@
         </w:tc>
         <w:tc>
           <w:tcPr>
-            <w:tcW w:type="dxa" w:w="4680"/>
+            <w:tcW w:w="4680" w:type="dxa"/>
           </w:tcPr>
           <w:p>
             <w:r>
               <w:rPr>
-                <w:rFonts w:ascii="Arial" w:hAnsi="Arial"/>
                 <w:sz w:val="19"/>
               </w:rPr>
               <w:t>Fasti du Studio Bolognese / Archives Historiques de l'Université de Bologne</w:t>
@@ -8206,28 +8623,37 @@
         </w:tc>
       </w:tr>
       <w:tr>
+        <w:trPr>
+          <w:jc w:val="center"/>
+        </w:trPr>
         <w:tc>
           <w:tcPr>
-            <w:tcW w:type="dxa" w:w="4680"/>
+            <w:tcW w:w="4680" w:type="dxa"/>
           </w:tcPr>
           <w:p>
+            <w:proofErr w:type="gramStart"/>
             <w:r>
               <w:rPr>
-                <w:rFonts w:ascii="Arial" w:hAnsi="Arial"/>
                 <w:sz w:val="19"/>
               </w:rPr>
-              <w:t>La seconde partie de l'inscription est un poème en distiques élégiaques (1693) contenant des allégories mariales (Domus Aurea, Turris David) célébrant le lien entre Bologne (Felsina) et le Sanctuaire de la Guardia.</w:t>
+              <w:t>La seconde</w:t>
+            </w:r>
+            <w:proofErr w:type="gramEnd"/>
+            <w:r>
+              <w:rPr>
+                <w:sz w:val="19"/>
+              </w:rPr>
+              <w:t xml:space="preserve"> partie de l'inscription est un poème en distiques élégiaques (1693) contenant des allégories mariales (Domus Aurea, Turris David) célébrant le lien entre Bologne (Felsina) et le Sanctuaire de la Guardia.</w:t>
             </w:r>
           </w:p>
         </w:tc>
         <w:tc>
           <w:tcPr>
-            <w:tcW w:type="dxa" w:w="4680"/>
+            <w:tcW w:w="4680" w:type="dxa"/>
           </w:tcPr>
           <w:p>
             <w:r>
               <w:rPr>
-                <w:rFonts w:ascii="Arial" w:hAnsi="Arial"/>
                 <w:sz w:val="19"/>
               </w:rPr>
               <w:t>Analyse Épigraphique et Littéraire du Portique de San Luca</w:t>
@@ -8236,6 +8662,7 @@
         </w:tc>
       </w:tr>
     </w:tbl>
+    <w:p/>
     <w:sectPr>
       <w:pgSz w:w="12240" w:h="15840"/>
       <w:pgMar w:top="1440" w:right="1440" w:bottom="1440" w:left="1440" w:header="0" w:footer="720" w:gutter="0"/>
